--- a/src/templates/amici-rental-application-contract.docx
+++ b/src/templates/amici-rental-application-contract.docx
@@ -1918,7 +1918,7 @@
                 <w:rtl w:val="0"/>
                 <w:lang w:val="en-US"/>
               </w:rPr>
-              <w:t>{propertyNumber}</w:t>
+              <w:t>{propertyNumber}{propertyComplement}</w:t>
             </w:r>
           </w:p>
           <w:p>

--- a/src/templates/amici-rental-application-contract.docx
+++ b/src/templates/amici-rental-application-contract.docx
@@ -2168,6 +2168,234 @@
                 <w:lang w:val="en-US"/>
               </w:rPr>
               <w:t>{requestedExpense}</w:t>
+            </w:r>
+          </w:p>
+        </w:tc>
+      </w:tr>
+      <w:tr>
+        <w:tblPrEx>
+          <w:shd w:val="clear" w:color="auto" w:fill="ced7e7"/>
+        </w:tblPrEx>
+        <w:trPr>
+          <w:trHeight w:val="274" w:hRule="atLeast"/>
+        </w:trPr>
+        <w:tc>
+          <w:tcPr>
+            <w:tcW w:type="dxa" w:w="5185"/>
+            <w:tcBorders>
+              <w:top w:val="single" w:color="7f7f7f" w:sz="8" w:space="0" w:shadow="0" w:frame="0"/>
+              <w:left w:val="single" w:color="7f7f7f" w:sz="8" w:space="0" w:shadow="0" w:frame="0"/>
+              <w:bottom w:val="single" w:color="7f7f7f" w:sz="8" w:space="0" w:shadow="0" w:frame="0"/>
+              <w:right w:val="single" w:color="7f7f7f" w:sz="8" w:space="0" w:shadow="0" w:frame="0"/>
+            </w:tcBorders>
+            <w:shd w:val="clear" w:color="auto" w:fill="f2f2f2"/>
+            <w:tcMar>
+              <w:top w:type="dxa" w:w="80"/>
+              <w:left w:type="dxa" w:w="80"/>
+              <w:bottom w:type="dxa" w:w="80"/>
+              <w:right w:type="dxa" w:w="80"/>
+            </w:tcMar>
+            <w:vAlign w:val="center"/>
+          </w:tcPr>
+          <w:p>
+            <w:pPr>
+              <w:pStyle w:val="Corpo A"/>
+              <w:spacing w:after="60"/>
+            </w:pPr>
+            <w:r>
+              <w:rPr>
+                <w:b w:val="1"/>
+                <w:bCs w:val="1"/>
+                <w:shd w:val="nil" w:color="auto" w:fill="auto"/>
+                <w:rtl w:val="0"/>
+                <w:lang w:val="en-US"/>
+              </w:rPr>
+              <w:t>Aluguel</w:t>
+            </w:r>
+          </w:p>
+        </w:tc>
+        <w:tc>
+          <w:tcPr>
+            <w:tcW w:type="dxa" w:w="5185"/>
+            <w:tcBorders>
+              <w:top w:val="single" w:color="7f7f7f" w:sz="8" w:space="0" w:shadow="0" w:frame="0"/>
+              <w:left w:val="single" w:color="7f7f7f" w:sz="8" w:space="0" w:shadow="0" w:frame="0"/>
+              <w:bottom w:val="single" w:color="7f7f7f" w:sz="8" w:space="0" w:shadow="0" w:frame="0"/>
+              <w:right w:val="single" w:color="7f7f7f" w:sz="8" w:space="0" w:shadow="0" w:frame="0"/>
+            </w:tcBorders>
+            <w:shd w:val="clear" w:color="auto" w:fill="auto"/>
+            <w:tcMar>
+              <w:top w:type="dxa" w:w="80"/>
+              <w:left w:type="dxa" w:w="80"/>
+              <w:bottom w:type="dxa" w:w="80"/>
+              <w:right w:type="dxa" w:w="80"/>
+            </w:tcMar>
+            <w:vAlign w:val="center"/>
+          </w:tcPr>
+          <w:p>
+            <w:pPr>
+              <w:pStyle w:val="Corpo A"/>
+              <w:spacing w:after="60"/>
+            </w:pPr>
+            <w:r>
+              <w:rPr>
+                <w:shd w:val="nil" w:color="auto" w:fill="auto"/>
+                <w:rtl w:val="0"/>
+                <w:lang w:val="en-US"/>
+              </w:rPr>
+              <w:t>{rentValue}</w:t>
+            </w:r>
+          </w:p>
+        </w:tc>
+      </w:tr>
+      <w:tr>
+        <w:tblPrEx>
+          <w:shd w:val="clear" w:color="auto" w:fill="ced7e7"/>
+        </w:tblPrEx>
+        <w:trPr>
+          <w:trHeight w:val="274" w:hRule="atLeast"/>
+        </w:trPr>
+        <w:tc>
+          <w:tcPr>
+            <w:tcW w:type="dxa" w:w="5185"/>
+            <w:tcBorders>
+              <w:top w:val="single" w:color="7f7f7f" w:sz="8" w:space="0" w:shadow="0" w:frame="0"/>
+              <w:left w:val="single" w:color="7f7f7f" w:sz="8" w:space="0" w:shadow="0" w:frame="0"/>
+              <w:bottom w:val="single" w:color="7f7f7f" w:sz="8" w:space="0" w:shadow="0" w:frame="0"/>
+              <w:right w:val="single" w:color="7f7f7f" w:sz="8" w:space="0" w:shadow="0" w:frame="0"/>
+            </w:tcBorders>
+            <w:shd w:val="clear" w:color="auto" w:fill="f2f2f2"/>
+            <w:tcMar>
+              <w:top w:type="dxa" w:w="80"/>
+              <w:left w:type="dxa" w:w="80"/>
+              <w:bottom w:type="dxa" w:w="80"/>
+              <w:right w:type="dxa" w:w="80"/>
+            </w:tcMar>
+            <w:vAlign w:val="center"/>
+          </w:tcPr>
+          <w:p>
+            <w:pPr>
+              <w:pStyle w:val="Corpo A"/>
+              <w:spacing w:after="60"/>
+            </w:pPr>
+            <w:r>
+              <w:rPr>
+                <w:b w:val="1"/>
+                <w:bCs w:val="1"/>
+                <w:shd w:val="nil" w:color="auto" w:fill="auto"/>
+                <w:rtl w:val="0"/>
+                <w:lang w:val="en-US"/>
+              </w:rPr>
+              <w:t>Condomínio</w:t>
+            </w:r>
+          </w:p>
+        </w:tc>
+        <w:tc>
+          <w:tcPr>
+            <w:tcW w:type="dxa" w:w="5185"/>
+            <w:tcBorders>
+              <w:top w:val="single" w:color="7f7f7f" w:sz="8" w:space="0" w:shadow="0" w:frame="0"/>
+              <w:left w:val="single" w:color="7f7f7f" w:sz="8" w:space="0" w:shadow="0" w:frame="0"/>
+              <w:bottom w:val="single" w:color="7f7f7f" w:sz="8" w:space="0" w:shadow="0" w:frame="0"/>
+              <w:right w:val="single" w:color="7f7f7f" w:sz="8" w:space="0" w:shadow="0" w:frame="0"/>
+            </w:tcBorders>
+            <w:shd w:val="clear" w:color="auto" w:fill="auto"/>
+            <w:tcMar>
+              <w:top w:type="dxa" w:w="80"/>
+              <w:left w:type="dxa" w:w="80"/>
+              <w:bottom w:type="dxa" w:w="80"/>
+              <w:right w:type="dxa" w:w="80"/>
+            </w:tcMar>
+            <w:vAlign w:val="center"/>
+          </w:tcPr>
+          <w:p>
+            <w:pPr>
+              <w:pStyle w:val="Corpo A"/>
+              <w:spacing w:after="60"/>
+            </w:pPr>
+            <w:r>
+              <w:rPr>
+                <w:shd w:val="nil" w:color="auto" w:fill="auto"/>
+                <w:rtl w:val="0"/>
+                <w:lang w:val="en-US"/>
+              </w:rPr>
+              <w:t>{condominiumValue}</w:t>
+            </w:r>
+          </w:p>
+        </w:tc>
+      </w:tr>
+      <w:tr>
+        <w:tblPrEx>
+          <w:shd w:val="clear" w:color="auto" w:fill="ced7e7"/>
+        </w:tblPrEx>
+        <w:trPr>
+          <w:trHeight w:val="274" w:hRule="atLeast"/>
+        </w:trPr>
+        <w:tc>
+          <w:tcPr>
+            <w:tcW w:type="dxa" w:w="5185"/>
+            <w:tcBorders>
+              <w:top w:val="single" w:color="7f7f7f" w:sz="8" w:space="0" w:shadow="0" w:frame="0"/>
+              <w:left w:val="single" w:color="7f7f7f" w:sz="8" w:space="0" w:shadow="0" w:frame="0"/>
+              <w:bottom w:val="single" w:color="7f7f7f" w:sz="8" w:space="0" w:shadow="0" w:frame="0"/>
+              <w:right w:val="single" w:color="7f7f7f" w:sz="8" w:space="0" w:shadow="0" w:frame="0"/>
+            </w:tcBorders>
+            <w:shd w:val="clear" w:color="auto" w:fill="f2f2f2"/>
+            <w:tcMar>
+              <w:top w:type="dxa" w:w="80"/>
+              <w:left w:type="dxa" w:w="80"/>
+              <w:bottom w:type="dxa" w:w="80"/>
+              <w:right w:type="dxa" w:w="80"/>
+            </w:tcMar>
+            <w:vAlign w:val="center"/>
+          </w:tcPr>
+          <w:p>
+            <w:pPr>
+              <w:pStyle w:val="Corpo A"/>
+              <w:spacing w:after="60"/>
+            </w:pPr>
+            <w:r>
+              <w:rPr>
+                <w:b w:val="1"/>
+                <w:bCs w:val="1"/>
+                <w:shd w:val="nil" w:color="auto" w:fill="auto"/>
+                <w:rtl w:val="0"/>
+                <w:lang w:val="en-US"/>
+              </w:rPr>
+              <w:t>IPTU</w:t>
+            </w:r>
+          </w:p>
+        </w:tc>
+        <w:tc>
+          <w:tcPr>
+            <w:tcW w:type="dxa" w:w="5185"/>
+            <w:tcBorders>
+              <w:top w:val="single" w:color="7f7f7f" w:sz="8" w:space="0" w:shadow="0" w:frame="0"/>
+              <w:left w:val="single" w:color="7f7f7f" w:sz="8" w:space="0" w:shadow="0" w:frame="0"/>
+              <w:bottom w:val="single" w:color="7f7f7f" w:sz="8" w:space="0" w:shadow="0" w:frame="0"/>
+              <w:right w:val="single" w:color="7f7f7f" w:sz="8" w:space="0" w:shadow="0" w:frame="0"/>
+            </w:tcBorders>
+            <w:shd w:val="clear" w:color="auto" w:fill="auto"/>
+            <w:tcMar>
+              <w:top w:type="dxa" w:w="80"/>
+              <w:left w:type="dxa" w:w="80"/>
+              <w:bottom w:type="dxa" w:w="80"/>
+              <w:right w:type="dxa" w:w="80"/>
+            </w:tcMar>
+            <w:vAlign w:val="center"/>
+          </w:tcPr>
+          <w:p>
+            <w:pPr>
+              <w:pStyle w:val="Corpo A"/>
+              <w:spacing w:after="60"/>
+            </w:pPr>
+            <w:r>
+              <w:rPr>
+                <w:shd w:val="nil" w:color="auto" w:fill="auto"/>
+                <w:rtl w:val="0"/>
+                <w:lang w:val="en-US"/>
+              </w:rPr>
+              <w:t>{iptuValue}</w:t>
             </w:r>
           </w:p>
         </w:tc>

--- a/src/templates/amici-rental-application-contract.docx
+++ b/src/templates/amici-rental-application-contract.docx
@@ -2775,7 +2775,7 @@
                 <w:rtl w:val="0"/>
                 <w:lang w:val="en-US"/>
               </w:rPr>
-              <w:t>10% valor do pacote</w:t>
+              <w:t>10% valor do pacote ({monthlyServiceFee})</w:t>
             </w:r>
           </w:p>
         </w:tc>
